--- a/简历.docx
+++ b/简历.docx
@@ -1859,6 +1859,12 @@
                               </w:rPr>
                               <w:t>在大一时接触C++编程，大三时学习Qt框架，大四实习1年结束后参与工作1.5年，至今编程时间有7年，包括5年Qt框架开发经验，2.5年工作经验，基础扎实。在工作期间，主要是为Linux平台下的国产操作平台进行Qt软件开发，并兼容Windows系统，所以可进行跨平台开发，但更熟悉Linux系统。</w:t>
                             </w:r>
+                            <w:r>
+                              <w:rPr>
+                                <w:rFonts w:hint="eastAsia"/>
+                              </w:rPr>
+                              <w:t>在AI大火的今天，了解AI Agent的应用，提升开发效率。</w:t>
+                            </w:r>
                           </w:p>
                           <w:p>
                             <w:pPr>
@@ -2034,11 +2040,7 @@
           </mc:Choice>
           <mc:Fallback>
             <w:pict>
-              <v:shapetype w14:anchorId="6C2837C7" id="_x0000_t202" coordsize="21600,21600" o:spt="202" path="m,l,21600r21600,l21600,xe">
-                <v:stroke joinstyle="miter"/>
-                <v:path gradientshapeok="t" o:connecttype="rect"/>
-              </v:shapetype>
-              <v:shape id="_x0000_s1029" type="#_x0000_t202" style="width:537.45pt;height:332.15pt;visibility:visible;mso-wrap-style:square;mso-left-percent:-10001;mso-top-percent:-10001;mso-position-horizontal:absolute;mso-position-horizontal-relative:char;mso-position-vertical:absolute;mso-position-vertical-relative:line;mso-left-percent:-10001;mso-top-percent:-10001;v-text-anchor:top" o:gfxdata="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">
+              <v:shape w14:anchorId="6C2837C7" id="_x0000_s1029" type="#_x0000_t202" style="width:537.45pt;height:332.15pt;visibility:visible;mso-wrap-style:square;mso-left-percent:-10001;mso-top-percent:-10001;mso-position-horizontal:absolute;mso-position-horizontal-relative:char;mso-position-vertical:absolute;mso-position-vertical-relative:line;mso-left-percent:-10001;mso-top-percent:-10001;v-text-anchor:top" o:gfxdata="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">
                 <v:textbox>
                   <w:txbxContent>
                     <w:p>
@@ -2085,6 +2087,12 @@
                         </w:rPr>
                         <w:t>在大一时接触C++编程，大三时学习Qt框架，大四实习1年结束后参与工作1.5年，至今编程时间有7年，包括5年Qt框架开发经验，2.5年工作经验，基础扎实。在工作期间，主要是为Linux平台下的国产操作平台进行Qt软件开发，并兼容Windows系统，所以可进行跨平台开发，但更熟悉Linux系统。</w:t>
                       </w:r>
+                      <w:r>
+                        <w:rPr>
+                          <w:rFonts w:hint="eastAsia"/>
+                        </w:rPr>
+                        <w:t>在AI大火的今天，了解AI Agent的应用，提升开发效率。</w:t>
+                      </w:r>
                     </w:p>
                     <w:p>
                       <w:pPr>
@@ -2133,7 +2141,21 @@
                         <w:rPr>
                           <w:rFonts w:hint="eastAsia"/>
                         </w:rPr>
-                        <w:t>槽绑定机制、事件分发机制、事件触发机制。了解UI重绘技术可从零自定义控件，掌握QSS样式表编写语法。掌握Qt的常用控件模块、网络模块、图标模块、数据库模块等，可对MySQL、SQLite等数据库进行简单的增删查改与表结构设计。</w:t>
+                        <w:t>槽绑定机制、事件分发机制、事件触发机制。了解UI重</w:t>
+                      </w:r>
+                      <w:proofErr w:type="gramStart"/>
+                      <w:r>
+                        <w:rPr>
+                          <w:rFonts w:hint="eastAsia"/>
+                        </w:rPr>
+                        <w:t>绘技术</w:t>
+                      </w:r>
+                      <w:proofErr w:type="gramEnd"/>
+                      <w:r>
+                        <w:rPr>
+                          <w:rFonts w:hint="eastAsia"/>
+                        </w:rPr>
+                        <w:t>可从零自定义控件，掌握QSS样式表编写语法。掌握Qt的常用控件模块、网络模块、图标模块、数据库模块等，可对MySQL、SQLite等数据库进行简单的增删查改与表结构设计。</w:t>
                       </w:r>
                     </w:p>
                     <w:p>
@@ -2166,7 +2188,14 @@
                         <w:rPr>
                           <w:rFonts w:hint="eastAsia"/>
                         </w:rPr>
-                        <w:t>模式的ep</w:t>
+                        <w:t>模式的</w:t>
+                      </w:r>
+                      <w:proofErr w:type="spellStart"/>
+                      <w:r>
+                        <w:rPr>
+                          <w:rFonts w:hint="eastAsia"/>
+                        </w:rPr>
+                        <w:t>ep</w:t>
                       </w:r>
                       <w:r>
                         <w:rPr>
@@ -2180,6 +2209,7 @@
                         </w:rPr>
                         <w:t>ll</w:t>
                       </w:r>
+                      <w:proofErr w:type="spellEnd"/>
                       <w:r>
                         <w:rPr>
                           <w:rFonts w:hint="eastAsia"/>
@@ -2192,17 +2222,41 @@
                         </w:rPr>
                         <w:t>IO复用的实现原理，了解事件驱动服务器的事件循环、线程池、事件回调处理、重连机制、TLS加密证书等配套设施原理。熟悉使用</w:t>
                       </w:r>
+                      <w:proofErr w:type="spellStart"/>
                       <w:r>
                         <w:rPr>
                           <w:rFonts w:hint="eastAsia"/>
                         </w:rPr>
                         <w:t>libevent</w:t>
                       </w:r>
-                      <w:r>
-                        <w:rPr>
-                          <w:rFonts w:hint="eastAsia"/>
-                        </w:rPr>
-                        <w:t>、libhv等库搭建服务器。</w:t>
+                      <w:proofErr w:type="spellEnd"/>
+                      <w:r>
+                        <w:rPr>
+                          <w:rFonts w:hint="eastAsia"/>
+                        </w:rPr>
+                        <w:t>、</w:t>
+                      </w:r>
+                      <w:proofErr w:type="spellStart"/>
+                      <w:r>
+                        <w:rPr>
+                          <w:rFonts w:hint="eastAsia"/>
+                        </w:rPr>
+                        <w:t>libhv</w:t>
+                      </w:r>
+                      <w:proofErr w:type="spellEnd"/>
+                      <w:proofErr w:type="gramStart"/>
+                      <w:r>
+                        <w:rPr>
+                          <w:rFonts w:hint="eastAsia"/>
+                        </w:rPr>
+                        <w:t>等库搭建</w:t>
+                      </w:r>
+                      <w:proofErr w:type="gramEnd"/>
+                      <w:r>
+                        <w:rPr>
+                          <w:rFonts w:hint="eastAsia"/>
+                        </w:rPr>
+                        <w:t>服务器。</w:t>
                       </w:r>
                     </w:p>
                     <w:p>
@@ -2223,7 +2277,35 @@
                         <w:rPr>
                           <w:rFonts w:hint="eastAsia"/>
                         </w:rPr>
-                        <w:t>项目中实际运用的设计模式如单例模式、代理模式、观察者模式等，对状态机、过滤器、视图模型模式等大部分设计思路都可以熟练运用。</w:t>
+                        <w:t>项目中实际运用的设计模式</w:t>
+                      </w:r>
+                      <w:proofErr w:type="gramStart"/>
+                      <w:r>
+                        <w:rPr>
+                          <w:rFonts w:hint="eastAsia"/>
+                        </w:rPr>
+                        <w:t>如单例模式</w:t>
+                      </w:r>
+                      <w:proofErr w:type="gramEnd"/>
+                      <w:r>
+                        <w:rPr>
+                          <w:rFonts w:hint="eastAsia"/>
+                        </w:rPr>
+                        <w:t>、代理模式、观察</w:t>
+                      </w:r>
+                      <w:proofErr w:type="gramStart"/>
+                      <w:r>
+                        <w:rPr>
+                          <w:rFonts w:hint="eastAsia"/>
+                        </w:rPr>
+                        <w:t>者模式</w:t>
+                      </w:r>
+                      <w:proofErr w:type="gramEnd"/>
+                      <w:r>
+                        <w:rPr>
+                          <w:rFonts w:hint="eastAsia"/>
+                        </w:rPr>
+                        <w:t>等，对状态机、过滤器、视图模型模式等大部分设计思路都可以熟练运用。</w:t>
                       </w:r>
                     </w:p>
                     <w:p>
@@ -2244,7 +2326,21 @@
                         <w:rPr>
                           <w:rFonts w:hint="eastAsia"/>
                         </w:rPr>
-                        <w:t>了解STL所有容器结构特点如数组、链表、哈希表、红黑树等，对二叉数如AVL树、B+树、大小堆等扩展结构也有所了解。</w:t>
+                        <w:t>了解STL所有容器结构特点如数组、链表、哈希表、红黑树等，对</w:t>
+                      </w:r>
+                      <w:proofErr w:type="gramStart"/>
+                      <w:r>
+                        <w:rPr>
+                          <w:rFonts w:hint="eastAsia"/>
+                        </w:rPr>
+                        <w:t>二叉数</w:t>
+                      </w:r>
+                      <w:proofErr w:type="gramEnd"/>
+                      <w:r>
+                        <w:rPr>
+                          <w:rFonts w:hint="eastAsia"/>
+                        </w:rPr>
+                        <w:t>如AVL树、B+树、大小堆等扩展结构也有所了解。</w:t>
                       </w:r>
                     </w:p>
                   </w:txbxContent>
@@ -2644,7 +2740,13 @@
                         <w:rPr>
                           <w:rFonts w:hint="eastAsia"/>
                         </w:rPr>
-                        <w:t>（下一页）</w:t>
+                        <w:t>（</w:t>
+                      </w:r>
+                      <w:r>
+                        <w:rPr>
+                          <w:rFonts w:hint="eastAsia"/>
+                        </w:rPr>
+                        <w:t>下一页）</w:t>
                       </w:r>
                     </w:p>
                   </w:txbxContent>
@@ -2670,9 +2772,9 @@
         <mc:AlternateContent>
           <mc:Choice Requires="wps">
             <w:drawing>
-              <wp:inline distT="0" distB="0" distL="0" distR="0" wp14:anchorId="3BC6C131" wp14:editId="24C88760">
-                <wp:extent cx="6825615" cy="8108831"/>
-                <wp:effectExtent l="0" t="0" r="13335" b="26035"/>
+              <wp:inline distT="0" distB="0" distL="0" distR="0" wp14:anchorId="3BC6C131" wp14:editId="1CDD0266">
+                <wp:extent cx="6825615" cy="8142136"/>
+                <wp:effectExtent l="0" t="0" r="13335" b="11430"/>
                 <wp:docPr id="1933428883" name="文本框 2"/>
                 <wp:cNvGraphicFramePr>
                   <a:graphicFrameLocks xmlns:a="http://schemas.openxmlformats.org/drawingml/2006/main"/>
@@ -2686,7 +2788,7 @@
                       <wps:spPr bwMode="auto">
                         <a:xfrm>
                           <a:off x="0" y="0"/>
-                          <a:ext cx="6825615" cy="8108831"/>
+                          <a:ext cx="6825615" cy="8142136"/>
                         </a:xfrm>
                         <a:prstGeom prst="rect">
                           <a:avLst/>
@@ -2732,6 +2834,62 @@
                               </w:rPr>
                               <w:t>ITC保伦电子（前公司）</w:t>
                             </w:r>
+                            <w:r>
+                              <w:rPr>
+                                <w:rFonts w:hint="eastAsia"/>
+                              </w:rPr>
+                              <w:t>（时间：2023.10--2025.3）</w:t>
+                            </w:r>
+                          </w:p>
+                          <w:p>
+                            <w:pPr>
+                              <w:pStyle w:val="af0"/>
+                              <w:rPr>
+                                <w:rFonts w:hint="eastAsia"/>
+                                <w:b/>
+                                <w:bCs/>
+                              </w:rPr>
+                            </w:pPr>
+                            <w:r>
+                              <w:rPr>
+                                <w:rFonts w:hint="eastAsia"/>
+                                <w:b/>
+                                <w:bCs/>
+                              </w:rPr>
+                              <w:t>工作岗位：C++开发工程师，</w:t>
+                            </w:r>
+                            <w:r>
+                              <w:rPr>
+                                <w:rFonts w:hint="eastAsia"/>
+                                <w:b/>
+                                <w:bCs/>
+                              </w:rPr>
+                              <w:t>主要</w:t>
+                            </w:r>
+                            <w:r>
+                              <w:rPr>
+                                <w:rFonts w:hint="eastAsia"/>
+                                <w:b/>
+                                <w:bCs/>
+                              </w:rPr>
+                              <w:t>负责</w:t>
+                            </w:r>
+                            <w:r>
+                              <w:rPr>
+                                <w:rFonts w:hint="eastAsia"/>
+                                <w:b/>
+                                <w:bCs/>
+                              </w:rPr>
+                              <w:t>Qt桌面开发、音频算法曲线绘制、硬件通信协议对接</w:t>
+                            </w:r>
+                            <w:r>
+                              <w:rPr>
+                                <w:rFonts w:hint="eastAsia"/>
+                                <w:b/>
+                                <w:bCs/>
+                              </w:rPr>
+                              <w:t>。</w:t>
+                            </w:r>
                           </w:p>
                           <w:p>
                             <w:pPr>
@@ -3379,7 +3537,13 @@
                               <w:rPr>
                                 <w:rFonts w:hint="eastAsia"/>
                               </w:rPr>
-                              <w:t>、两个吊麦、四个扬声器，提供吊麦灵敏度控制、音量控制、闪避器功能、陷波器、滤波器等功能。在软件UI上，提供皮肤样式选择、多语言切换功能、小工具窗口化、毛玻璃与半透明美化效果等小功能。该软件提供的内容主要是针对给老师使用的，裁剪了大量专业音频功能，开发周期较短，所以该项目由我独立完成。</w:t>
+                              <w:t>、两个吊麦、四个扬声器，提供吊麦灵敏度控制、音量控制、闪避器功能、陷波器、滤波器等功能。在软件UI上，提供皮肤样式选择、多语言切换功能、小工具窗口化、毛玻璃与半透明美化效果等小功能。</w:t>
+                            </w:r>
+                            <w:r>
+                              <w:rPr>
+                                <w:rFonts w:hint="eastAsia"/>
+                              </w:rPr>
+                              <w:t>短周期项目，软件部分由我独立完成。</w:t>
                             </w:r>
                           </w:p>
                         </w:txbxContent>
@@ -3395,12 +3559,19 @@
           </mc:Choice>
           <mc:Fallback>
             <w:pict>
-              <v:shape w14:anchorId="3BC6C131" id="_x0000_s1032" type="#_x0000_t202" style="width:537.45pt;height:638.5pt;visibility:visible;mso-wrap-style:square;mso-left-percent:-10001;mso-top-percent:-10001;mso-position-horizontal:absolute;mso-position-horizontal-relative:char;mso-position-vertical:absolute;mso-position-vertical-relative:line;mso-left-percent:-10001;mso-top-percent:-10001;v-text-anchor:top" o:gfxdata="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">
+              <v:shapetype w14:anchorId="3BC6C131" id="_x0000_t202" coordsize="21600,21600" o:spt="202" path="m,l,21600r21600,l21600,xe">
+                <v:stroke joinstyle="miter"/>
+                <v:path gradientshapeok="t" o:connecttype="rect"/>
+              </v:shapetype>
+              <v:shape id="_x0000_s1032" type="#_x0000_t202" style="width:537.45pt;height:641.1pt;visibility:visible;mso-wrap-style:square;mso-left-percent:-10001;mso-top-percent:-10001;mso-position-horizontal:absolute;mso-position-horizontal-relative:char;mso-position-vertical:absolute;mso-position-vertical-relative:line;mso-left-percent:-10001;mso-top-percent:-10001;v-text-anchor:top" o:gfxdata="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">
                 <v:textbox>
                   <w:txbxContent>
                     <w:p>
                       <w:pPr>
                         <w:pStyle w:val="10"/>
+                        <w:rPr>
+                          <w:rFonts w:hint="eastAsia"/>
+                        </w:rPr>
                       </w:pPr>
                       <w:r>
                         <w:rPr>
@@ -3419,11 +3590,18 @@
                         </w:rPr>
                         <w:t>ITC保伦电子（前公司）</w:t>
                       </w:r>
+                      <w:r>
+                        <w:rPr>
+                          <w:rFonts w:hint="eastAsia"/>
+                        </w:rPr>
+                        <w:t>（时间：2023.10--2025.3）</w:t>
+                      </w:r>
                     </w:p>
                     <w:p>
                       <w:pPr>
                         <w:pStyle w:val="af0"/>
                         <w:rPr>
+                          <w:rFonts w:hint="eastAsia"/>
                           <w:b/>
                           <w:bCs/>
                         </w:rPr>
@@ -3434,7 +3612,7 @@
                           <w:b/>
                           <w:bCs/>
                         </w:rPr>
-                        <w:t>项目1：国产数字会议系统</w:t>
+                        <w:t>工作岗位：C++开发工程师，</w:t>
                       </w:r>
                       <w:r>
                         <w:rPr>
@@ -3442,7 +3620,49 @@
                           <w:b/>
                           <w:bCs/>
                         </w:rPr>
-                        <w:t>软件</w:t>
+                        <w:t>主要</w:t>
+                      </w:r>
+                      <w:r>
+                        <w:rPr>
+                          <w:rFonts w:hint="eastAsia"/>
+                          <w:b/>
+                          <w:bCs/>
+                        </w:rPr>
+                        <w:t>负责</w:t>
+                      </w:r>
+                      <w:r>
+                        <w:rPr>
+                          <w:rFonts w:hint="eastAsia"/>
+                          <w:b/>
+                          <w:bCs/>
+                        </w:rPr>
+                        <w:t>Qt桌面开发、音频算法曲线绘制、硬件通信协议对接</w:t>
+                      </w:r>
+                      <w:r>
+                        <w:rPr>
+                          <w:rFonts w:hint="eastAsia"/>
+                          <w:b/>
+                          <w:bCs/>
+                        </w:rPr>
+                        <w:t>。</w:t>
+                      </w:r>
+                    </w:p>
+                    <w:p>
+                      <w:pPr>
+                        <w:pStyle w:val="af0"/>
+                        <w:rPr>
+                          <w:rFonts w:hint="eastAsia"/>
+                          <w:b/>
+                          <w:bCs/>
+                        </w:rPr>
+                      </w:pPr>
+                      <w:r>
+                        <w:rPr>
+                          <w:rFonts w:hint="eastAsia"/>
+                          <w:b/>
+                          <w:bCs/>
+                        </w:rPr>
+                        <w:t>项目1：国产数字会议系统软件</w:t>
                       </w:r>
                       <w:r>
                         <w:rPr>
@@ -3473,6 +3693,9 @@
                       <w:pPr>
                         <w:pStyle w:val="af0"/>
                         <w:ind w:firstLine="440"/>
+                        <w:rPr>
+                          <w:rFonts w:hint="eastAsia"/>
+                        </w:rPr>
                       </w:pPr>
                       <w:r>
                         <w:rPr>
@@ -3529,6 +3752,9 @@
                       <w:pPr>
                         <w:pStyle w:val="af0"/>
                         <w:ind w:firstLine="440"/>
+                        <w:rPr>
+                          <w:rFonts w:hint="eastAsia"/>
+                        </w:rPr>
                       </w:pPr>
                       <w:r>
                         <w:rPr>
@@ -3589,6 +3815,9 @@
                       <w:pPr>
                         <w:pStyle w:val="af0"/>
                         <w:ind w:firstLine="440"/>
+                        <w:rPr>
+                          <w:rFonts w:hint="eastAsia"/>
+                        </w:rPr>
                       </w:pPr>
                       <w:r>
                         <w:rPr>
@@ -3636,6 +3865,9 @@
                     <w:p>
                       <w:pPr>
                         <w:pStyle w:val="af0"/>
+                        <w:rPr>
+                          <w:rFonts w:hint="eastAsia"/>
+                        </w:rPr>
                       </w:pPr>
                       <w:r>
                         <w:rPr>
@@ -3676,13 +3908,7 @@
                         <w:rPr>
                           <w:rFonts w:hint="eastAsia"/>
                         </w:rPr>
-                        <w:t>M</w:t>
-                      </w:r>
-                      <w:r>
-                        <w:rPr>
-                          <w:rFonts w:hint="eastAsia"/>
-                        </w:rPr>
-                        <w:t>bedTLS</w:t>
+                        <w:t>MbedTLS</w:t>
                       </w:r>
                       <w:proofErr w:type="spellEnd"/>
                       <w:proofErr w:type="gramStart"/>
@@ -3765,6 +3991,9 @@
                     <w:p>
                       <w:pPr>
                         <w:pStyle w:val="af0"/>
+                        <w:rPr>
+                          <w:rFonts w:hint="eastAsia"/>
+                        </w:rPr>
                       </w:pPr>
                       <w:r>
                         <w:rPr>
@@ -3846,6 +4075,9 @@
                     <w:p>
                       <w:pPr>
                         <w:pStyle w:val="af0"/>
+                        <w:rPr>
+                          <w:rFonts w:hint="eastAsia"/>
+                        </w:rPr>
                       </w:pPr>
                       <w:r>
                         <w:rPr>
@@ -3865,6 +4097,9 @@
                     <w:p>
                       <w:pPr>
                         <w:pStyle w:val="af0"/>
+                        <w:rPr>
+                          <w:rFonts w:hint="eastAsia"/>
+                        </w:rPr>
                       </w:pPr>
                       <w:r>
                         <w:rPr>
@@ -3924,6 +4159,9 @@
                     <w:p>
                       <w:pPr>
                         <w:pStyle w:val="af0"/>
+                        <w:rPr>
+                          <w:rFonts w:hint="eastAsia"/>
+                        </w:rPr>
                       </w:pPr>
                       <w:r>
                         <w:rPr>
@@ -3998,6 +4236,9 @@
                       <w:pPr>
                         <w:pStyle w:val="af0"/>
                         <w:ind w:firstLine="440"/>
+                        <w:rPr>
+                          <w:rFonts w:hint="eastAsia"/>
+                        </w:rPr>
                       </w:pPr>
                       <w:r>
                         <w:rPr>
@@ -4045,6 +4286,7 @@
                       <w:pPr>
                         <w:pStyle w:val="af0"/>
                         <w:rPr>
+                          <w:rFonts w:hint="eastAsia"/>
                           <w:b/>
                           <w:bCs/>
                         </w:rPr>
@@ -4080,6 +4322,9 @@
                       <w:pPr>
                         <w:pStyle w:val="af0"/>
                         <w:ind w:firstLine="440"/>
+                        <w:rPr>
+                          <w:rFonts w:hint="eastAsia"/>
+                        </w:rPr>
                       </w:pPr>
                       <w:proofErr w:type="gramStart"/>
                       <w:r>
@@ -4198,7 +4443,13 @@
                         <w:rPr>
                           <w:rFonts w:hint="eastAsia"/>
                         </w:rPr>
-                        <w:t>控制、音量控制、闪避器功能、陷波器、滤波器等功能。在软件UI上，提供皮肤样式选择、多语言切换功能、小工具窗口化、毛玻璃与半透明美化效果等小功能。该软件提供的内容主要是针对给老师使用的，裁剪了大量专业音频功能，开发周期较短，所以该项目由我独立完成。</w:t>
+                        <w:t>控制、音量控制、闪避器功能、陷波器、滤波器等功能。在软件UI上，提供皮肤样式选择、多语言切换功能、小工具窗口化、毛玻璃与半透明美化效果等小功能。</w:t>
+                      </w:r>
+                      <w:r>
+                        <w:rPr>
+                          <w:rFonts w:hint="eastAsia"/>
+                        </w:rPr>
+                        <w:t>短周期项目，软件部分由我独立完成。</w:t>
                       </w:r>
                     </w:p>
                   </w:txbxContent>
@@ -4642,9 +4893,9 @@
         <mc:AlternateContent>
           <mc:Choice Requires="wps">
             <w:drawing>
-              <wp:inline distT="0" distB="0" distL="0" distR="0" wp14:anchorId="124B0065" wp14:editId="20C5CCD4">
-                <wp:extent cx="6825615" cy="9927772"/>
-                <wp:effectExtent l="0" t="0" r="13335" b="16510"/>
+              <wp:inline distT="0" distB="0" distL="0" distR="0" wp14:anchorId="124B0065" wp14:editId="340391DF">
+                <wp:extent cx="6825615" cy="7991061"/>
+                <wp:effectExtent l="0" t="0" r="13335" b="10160"/>
                 <wp:docPr id="431269038" name="文本框 2"/>
                 <wp:cNvGraphicFramePr>
                   <a:graphicFrameLocks xmlns:a="http://schemas.openxmlformats.org/drawingml/2006/main"/>
@@ -4658,7 +4909,7 @@
                       <wps:spPr bwMode="auto">
                         <a:xfrm>
                           <a:off x="0" y="0"/>
-                          <a:ext cx="6825615" cy="9927772"/>
+                          <a:ext cx="6825615" cy="7991061"/>
                         </a:xfrm>
                         <a:prstGeom prst="rect">
                           <a:avLst/>
@@ -4722,6 +4973,46 @@
                               </w:rPr>
                               <w:t>公司）</w:t>
                             </w:r>
+                            <w:r>
+                              <w:rPr>
+                                <w:rFonts w:hint="eastAsia"/>
+                              </w:rPr>
+                              <w:t>（时间：2022.8--2023.7）</w:t>
+                            </w:r>
+                          </w:p>
+                          <w:p>
+                            <w:pPr>
+                              <w:pStyle w:val="af0"/>
+                              <w:rPr>
+                                <w:rFonts w:hint="eastAsia"/>
+                                <w:b/>
+                                <w:bCs/>
+                              </w:rPr>
+                            </w:pPr>
+                            <w:r>
+                              <w:rPr>
+                                <w:rFonts w:hint="eastAsia"/>
+                                <w:b/>
+                                <w:bCs/>
+                              </w:rPr>
+                              <w:t>工作岗位：C++开发工程师，</w:t>
+                            </w:r>
+                            <w:r>
+                              <w:rPr>
+                                <w:rFonts w:hint="eastAsia"/>
+                                <w:b/>
+                                <w:bCs/>
+                              </w:rPr>
+                              <w:t>主要</w:t>
+                            </w:r>
+                            <w:r>
+                              <w:rPr>
+                                <w:rFonts w:hint="eastAsia"/>
+                                <w:b/>
+                                <w:bCs/>
+                              </w:rPr>
+                              <w:t>负责开发桌面应用、篡改内核、系统提权。</w:t>
+                            </w:r>
                           </w:p>
                           <w:p>
                             <w:pPr>
@@ -5285,8 +5576,6 @@
                             <w:r>
                               <w:rPr>
                                 <w:rFonts w:hint="eastAsia"/>
-                                <w:b/>
-                                <w:bCs/>
                               </w:rPr>
                               <w:t>系统文件检查工具</w:t>
                             </w:r>
@@ -5331,24 +5620,25 @@
           </mc:Choice>
           <mc:Fallback>
             <w:pict>
-              <v:shape w14:anchorId="124B0065" id="_x0000_s1035" type="#_x0000_t202" style="width:537.45pt;height:781.7pt;visibility:visible;mso-wrap-style:square;mso-left-percent:-10001;mso-top-percent:-10001;mso-position-horizontal:absolute;mso-position-horizontal-relative:char;mso-position-vertical:absolute;mso-position-vertical-relative:line;mso-left-percent:-10001;mso-top-percent:-10001;v-text-anchor:top" o:gfxdata="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">
+              <v:shapetype w14:anchorId="124B0065" id="_x0000_t202" coordsize="21600,21600" o:spt="202" path="m,l,21600r21600,l21600,xe">
+                <v:stroke joinstyle="miter"/>
+                <v:path gradientshapeok="t" o:connecttype="rect"/>
+              </v:shapetype>
+              <v:shape id="_x0000_s1035" type="#_x0000_t202" style="width:537.45pt;height:629.2pt;visibility:visible;mso-wrap-style:square;mso-left-percent:-10001;mso-top-percent:-10001;mso-position-horizontal:absolute;mso-position-horizontal-relative:char;mso-position-vertical:absolute;mso-position-vertical-relative:line;mso-left-percent:-10001;mso-top-percent:-10001;v-text-anchor:top" o:gfxdata="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">
                 <v:textbox>
                   <w:txbxContent>
                     <w:p>
                       <w:pPr>
                         <w:pStyle w:val="10"/>
+                        <w:rPr>
+                          <w:rFonts w:hint="eastAsia"/>
+                        </w:rPr>
                       </w:pPr>
                       <w:r>
                         <w:rPr>
                           <w:rFonts w:hint="eastAsia"/>
                         </w:rPr>
-                        <w:t>实习</w:t>
-                      </w:r>
-                      <w:r>
-                        <w:rPr>
-                          <w:rFonts w:hint="eastAsia"/>
-                        </w:rPr>
-                        <w:t>工作履历</w:t>
+                        <w:t>实习工作履历</w:t>
                       </w:r>
                     </w:p>
                     <w:p>
@@ -5382,11 +5672,18 @@
                         </w:rPr>
                         <w:t>公司）</w:t>
                       </w:r>
+                      <w:r>
+                        <w:rPr>
+                          <w:rFonts w:hint="eastAsia"/>
+                        </w:rPr>
+                        <w:t>（时间：2022.8--2023.7）</w:t>
+                      </w:r>
                     </w:p>
                     <w:p>
                       <w:pPr>
                         <w:pStyle w:val="af0"/>
                         <w:rPr>
+                          <w:rFonts w:hint="eastAsia"/>
                           <w:b/>
                           <w:bCs/>
                         </w:rPr>
@@ -5397,7 +5694,7 @@
                           <w:b/>
                           <w:bCs/>
                         </w:rPr>
-                        <w:t>项目</w:t>
+                        <w:t>工作岗位：C++开发工程师，</w:t>
                       </w:r>
                       <w:r>
                         <w:rPr>
@@ -5405,7 +5702,7 @@
                           <w:b/>
                           <w:bCs/>
                         </w:rPr>
-                        <w:t>1</w:t>
+                        <w:t>主要</w:t>
                       </w:r>
                       <w:r>
                         <w:rPr>
@@ -5413,7 +5710,25 @@
                           <w:b/>
                           <w:bCs/>
                         </w:rPr>
-                        <w:t>：系统文件检查工具</w:t>
+                        <w:t>负责开发桌面应用、篡改内核、系统提权。</w:t>
+                      </w:r>
+                    </w:p>
+                    <w:p>
+                      <w:pPr>
+                        <w:pStyle w:val="af0"/>
+                        <w:rPr>
+                          <w:rFonts w:hint="eastAsia"/>
+                          <w:b/>
+                          <w:bCs/>
+                        </w:rPr>
+                      </w:pPr>
+                      <w:r>
+                        <w:rPr>
+                          <w:rFonts w:hint="eastAsia"/>
+                          <w:b/>
+                          <w:bCs/>
+                        </w:rPr>
+                        <w:t>项目1：系统文件检查工具</w:t>
                       </w:r>
                     </w:p>
                     <w:p>
@@ -5421,167 +5736,111 @@
                         <w:pStyle w:val="af0"/>
                         <w:ind w:firstLine="440"/>
                         <w:rPr>
+                          <w:rFonts w:ascii="Segoe UI Emoji" w:hAnsi="Segoe UI Emoji"/>
+                        </w:rPr>
+                      </w:pPr>
+                      <w:r>
+                        <w:rPr>
+                          <w:rFonts w:hint="eastAsia"/>
+                        </w:rPr>
+                        <w:t>该工具提供了在Linux系统下扫描全部文件的能力，通常该工具</w:t>
+                      </w:r>
+                      <w:r>
+                        <w:rPr>
                           <w:rFonts w:ascii="Segoe UI Emoji" w:hAnsi="Segoe UI Emoji" w:hint="eastAsia"/>
                         </w:rPr>
-                      </w:pPr>
-                      <w:r>
-                        <w:rPr>
-                          <w:rFonts w:hint="eastAsia"/>
-                        </w:rPr>
-                        <w:t>该工具提供了在Linux系统下扫描全部文件的能力，</w:t>
-                      </w:r>
-                      <w:proofErr w:type="gramStart"/>
-                      <w:r>
-                        <w:rPr>
-                          <w:rFonts w:hint="eastAsia"/>
-                        </w:rPr>
-                        <w:t>通常该</w:t>
-                      </w:r>
-                      <w:proofErr w:type="gramEnd"/>
-                      <w:r>
-                        <w:rPr>
-                          <w:rFonts w:hint="eastAsia"/>
-                        </w:rPr>
-                        <w:t>工具</w:t>
+                        <w:t>会运行在如麒麟系统（</w:t>
                       </w:r>
                       <w:r>
                         <w:rPr>
                           <w:rFonts w:ascii="Segoe UI Emoji" w:hAnsi="Segoe UI Emoji" w:hint="eastAsia"/>
                         </w:rPr>
-                        <w:t>会运行在如麒麟系统</w:t>
+                        <w:t>Kylin</w:t>
                       </w:r>
                       <w:r>
                         <w:rPr>
                           <w:rFonts w:ascii="Segoe UI Emoji" w:hAnsi="Segoe UI Emoji" w:hint="eastAsia"/>
                         </w:rPr>
-                        <w:t>（</w:t>
+                        <w:t>）、统信系统（</w:t>
                       </w:r>
                       <w:r>
                         <w:rPr>
                           <w:rFonts w:ascii="Segoe UI Emoji" w:hAnsi="Segoe UI Emoji" w:hint="eastAsia"/>
                         </w:rPr>
-                        <w:t>Kylin</w:t>
+                        <w:t>UOS</w:t>
                       </w:r>
                       <w:r>
                         <w:rPr>
                           <w:rFonts w:ascii="Segoe UI Emoji" w:hAnsi="Segoe UI Emoji" w:hint="eastAsia"/>
                         </w:rPr>
-                        <w:t>）</w:t>
+                        <w:t>）等国产系统上。该工具主要是服务于文件敏感的系统上，</w:t>
                       </w:r>
                       <w:r>
                         <w:rPr>
                           <w:rFonts w:ascii="Segoe UI Emoji" w:hAnsi="Segoe UI Emoji" w:hint="eastAsia"/>
                         </w:rPr>
-                        <w:t>、统信系统（</w:t>
+                        <w:t>用于扫描整个系统的涉密文件并标记，将涉密文件内容从文本文档、</w:t>
                       </w:r>
                       <w:r>
                         <w:rPr>
                           <w:rFonts w:ascii="Segoe UI Emoji" w:hAnsi="Segoe UI Emoji" w:hint="eastAsia"/>
                         </w:rPr>
-                        <w:t>UOS</w:t>
+                        <w:t>PDF</w:t>
                       </w:r>
                       <w:r>
                         <w:rPr>
                           <w:rFonts w:ascii="Segoe UI Emoji" w:hAnsi="Segoe UI Emoji" w:hint="eastAsia"/>
                         </w:rPr>
-                        <w:t>）等国产系统上。该工具主要是服务于文件敏感的系统上，</w:t>
+                        <w:t>、</w:t>
                       </w:r>
                       <w:r>
                         <w:rPr>
                           <w:rFonts w:ascii="Segoe UI Emoji" w:hAnsi="Segoe UI Emoji" w:hint="eastAsia"/>
                         </w:rPr>
-                        <w:t>用于扫描整个系统的涉</w:t>
-                      </w:r>
-                      <w:proofErr w:type="gramStart"/>
+                        <w:t>PNG</w:t>
+                      </w:r>
                       <w:r>
                         <w:rPr>
                           <w:rFonts w:ascii="Segoe UI Emoji" w:hAnsi="Segoe UI Emoji" w:hint="eastAsia"/>
                         </w:rPr>
-                        <w:t>密文件并标记</w:t>
-                      </w:r>
-                      <w:proofErr w:type="gramEnd"/>
+                        <w:t>图片</w:t>
+                      </w:r>
                       <w:r>
                         <w:rPr>
                           <w:rFonts w:ascii="Segoe UI Emoji" w:hAnsi="Segoe UI Emoji" w:hint="eastAsia"/>
                         </w:rPr>
-                        <w:t>，将涉密文</w:t>
-                      </w:r>
-                      <w:proofErr w:type="gramStart"/>
+                        <w:t>、绘图工程文件、视频媒体文件</w:t>
+                      </w:r>
                       <w:r>
                         <w:rPr>
                           <w:rFonts w:ascii="Segoe UI Emoji" w:hAnsi="Segoe UI Emoji" w:hint="eastAsia"/>
                         </w:rPr>
-                        <w:t>件内容</w:t>
-                      </w:r>
-                      <w:proofErr w:type="gramEnd"/>
+                        <w:t>等内容上提出出来，并通过权重分析出文档的涉密等级，扫描完成后通过</w:t>
+                      </w:r>
                       <w:r>
                         <w:rPr>
                           <w:rFonts w:ascii="Segoe UI Emoji" w:hAnsi="Segoe UI Emoji" w:hint="eastAsia"/>
                         </w:rPr>
-                        <w:t>从文本文档、</w:t>
+                        <w:t>Excel</w:t>
                       </w:r>
                       <w:r>
                         <w:rPr>
                           <w:rFonts w:ascii="Segoe UI Emoji" w:hAnsi="Segoe UI Emoji" w:hint="eastAsia"/>
                         </w:rPr>
-                        <w:t>PDF</w:t>
+                        <w:t>格式报表呈现整个系统中存在的涉密文件数量与涉密等级。</w:t>
                       </w:r>
                       <w:r>
                         <w:rPr>
                           <w:rFonts w:ascii="Segoe UI Emoji" w:hAnsi="Segoe UI Emoji" w:hint="eastAsia"/>
                         </w:rPr>
-                        <w:t>、</w:t>
+                        <w:t>工具的主要工作流程为采用</w:t>
                       </w:r>
                       <w:r>
                         <w:rPr>
                           <w:rFonts w:ascii="Segoe UI Emoji" w:hAnsi="Segoe UI Emoji" w:hint="eastAsia"/>
                         </w:rPr>
-                        <w:t>PNG</w:t>
-                      </w:r>
-                      <w:r>
-                        <w:rPr>
-                          <w:rFonts w:ascii="Segoe UI Emoji" w:hAnsi="Segoe UI Emoji" w:hint="eastAsia"/>
-                        </w:rPr>
-                        <w:t>图片</w:t>
-                      </w:r>
-                      <w:r>
-                        <w:rPr>
-                          <w:rFonts w:ascii="Segoe UI Emoji" w:hAnsi="Segoe UI Emoji" w:hint="eastAsia"/>
-                        </w:rPr>
-                        <w:t>、绘图工程文件、视频媒体文件</w:t>
-                      </w:r>
-                      <w:r>
-                        <w:rPr>
-                          <w:rFonts w:ascii="Segoe UI Emoji" w:hAnsi="Segoe UI Emoji" w:hint="eastAsia"/>
-                        </w:rPr>
-                        <w:t>等内容上提出出来，并通过权重分析出文档的涉密等级，扫描完成后通过</w:t>
-                      </w:r>
-                      <w:r>
-                        <w:rPr>
-                          <w:rFonts w:ascii="Segoe UI Emoji" w:hAnsi="Segoe UI Emoji" w:hint="eastAsia"/>
-                        </w:rPr>
-                        <w:t>Excel</w:t>
-                      </w:r>
-                      <w:r>
-                        <w:rPr>
-                          <w:rFonts w:ascii="Segoe UI Emoji" w:hAnsi="Segoe UI Emoji" w:hint="eastAsia"/>
-                        </w:rPr>
-                        <w:t>格式报表呈现整个系统中存在的涉密文件数量与涉密等级。</w:t>
-                      </w:r>
-                      <w:r>
-                        <w:rPr>
-                          <w:rFonts w:ascii="Segoe UI Emoji" w:hAnsi="Segoe UI Emoji" w:hint="eastAsia"/>
-                        </w:rPr>
-                        <w:t>工具的主要工作流程为采用</w:t>
-                      </w:r>
-                      <w:proofErr w:type="spellStart"/>
-                      <w:r>
-                        <w:rPr>
-                          <w:rFonts w:ascii="Segoe UI Emoji" w:hAnsi="Segoe UI Emoji" w:hint="eastAsia"/>
-                        </w:rPr>
                         <w:t>FFmpeg</w:t>
                       </w:r>
-                      <w:proofErr w:type="spellEnd"/>
                       <w:r>
                         <w:rPr>
                           <w:rFonts w:ascii="Segoe UI Emoji" w:hAnsi="Segoe UI Emoji" w:hint="eastAsia"/>
@@ -5618,47 +5877,39 @@
                         <w:pStyle w:val="af0"/>
                         <w:ind w:firstLine="440"/>
                         <w:rPr>
+                          <w:rFonts w:ascii="Segoe UI Emoji" w:hAnsi="Segoe UI Emoji"/>
+                        </w:rPr>
+                      </w:pPr>
+                      <w:r>
+                        <w:rPr>
                           <w:rFonts w:ascii="Segoe UI Emoji" w:hAnsi="Segoe UI Emoji" w:hint="eastAsia"/>
                         </w:rPr>
-                      </w:pPr>
+                        <w:t>我在该项目中的</w:t>
+                      </w:r>
                       <w:r>
                         <w:rPr>
                           <w:rFonts w:ascii="Segoe UI Emoji" w:hAnsi="Segoe UI Emoji" w:hint="eastAsia"/>
                         </w:rPr>
-                        <w:t>我在该项目中的</w:t>
+                        <w:t>主要工作为绘制涉密等级的</w:t>
                       </w:r>
                       <w:r>
                         <w:rPr>
                           <w:rFonts w:ascii="Segoe UI Emoji" w:hAnsi="Segoe UI Emoji" w:hint="eastAsia"/>
                         </w:rPr>
-                        <w:t>主要工作为绘制涉密等级的</w:t>
+                        <w:t>PDF</w:t>
                       </w:r>
                       <w:r>
                         <w:rPr>
                           <w:rFonts w:ascii="Segoe UI Emoji" w:hAnsi="Segoe UI Emoji" w:hint="eastAsia"/>
                         </w:rPr>
-                        <w:t>PDF</w:t>
+                        <w:t>预览报表、搭建后台扫描进程与前台桌面程序的数据通信、</w:t>
                       </w:r>
                       <w:r>
                         <w:rPr>
                           <w:rFonts w:ascii="Segoe UI Emoji" w:hAnsi="Segoe UI Emoji" w:hint="eastAsia"/>
                         </w:rPr>
-                        <w:t>预览报表、搭建后台扫描进程与前台桌面程序的数据通信、</w:t>
-                      </w:r>
-                      <w:r>
-                        <w:rPr>
-                          <w:rFonts w:ascii="Segoe UI Emoji" w:hAnsi="Segoe UI Emoji" w:hint="eastAsia"/>
-                        </w:rPr>
-                        <w:t>编写后台服务启动权限</w:t>
-                      </w:r>
-                      <w:proofErr w:type="gramStart"/>
-                      <w:r>
-                        <w:rPr>
-                          <w:rFonts w:ascii="Segoe UI Emoji" w:hAnsi="Segoe UI Emoji" w:hint="eastAsia"/>
-                        </w:rPr>
-                        <w:t>提权脚本</w:t>
-                      </w:r>
-                      <w:proofErr w:type="gramEnd"/>
+                        <w:t>编写后台服务启动权限提权脚本</w:t>
+                      </w:r>
                       <w:r>
                         <w:rPr>
                           <w:rFonts w:ascii="Segoe UI Emoji" w:hAnsi="Segoe UI Emoji" w:hint="eastAsia"/>
@@ -5701,7 +5952,7 @@
                         <w:pStyle w:val="af0"/>
                         <w:ind w:firstLine="440"/>
                         <w:rPr>
-                          <w:rFonts w:ascii="Segoe UI Emoji" w:hAnsi="Segoe UI Emoji" w:hint="eastAsia"/>
+                          <w:rFonts w:ascii="Segoe UI Emoji" w:hAnsi="Segoe UI Emoji"/>
                         </w:rPr>
                       </w:pPr>
                       <w:r>
@@ -5727,6 +5978,9 @@
                       <w:pPr>
                         <w:pStyle w:val="af0"/>
                         <w:ind w:firstLine="440"/>
+                        <w:rPr>
+                          <w:rFonts w:hint="eastAsia"/>
+                        </w:rPr>
                       </w:pPr>
                     </w:p>
                     <w:p>
@@ -5744,23 +5998,7 @@
                           <w:b/>
                           <w:bCs/>
                         </w:rPr>
-                        <w:t>项目</w:t>
-                      </w:r>
-                      <w:r>
-                        <w:rPr>
-                          <w:rFonts w:hint="eastAsia"/>
-                          <w:b/>
-                          <w:bCs/>
-                        </w:rPr>
-                        <w:t>2</w:t>
-                      </w:r>
-                      <w:r>
-                        <w:rPr>
-                          <w:rFonts w:hint="eastAsia"/>
-                          <w:b/>
-                          <w:bCs/>
-                        </w:rPr>
-                        <w:t>：网络文件监控工具</w:t>
+                        <w:t>项目2：网络文件监控工具</w:t>
                       </w:r>
                       <w:r>
                         <w:rPr>
@@ -5791,6 +6029,9 @@
                       <w:pPr>
                         <w:pStyle w:val="af0"/>
                         <w:ind w:firstLine="440"/>
+                        <w:rPr>
+                          <w:rFonts w:hint="eastAsia"/>
+                        </w:rPr>
                       </w:pPr>
                       <w:r>
                         <w:rPr>
@@ -5827,6 +6068,9 @@
                       <w:pPr>
                         <w:pStyle w:val="af0"/>
                         <w:ind w:firstLine="440"/>
+                        <w:rPr>
+                          <w:rFonts w:hint="eastAsia"/>
+                        </w:rPr>
                       </w:pPr>
                       <w:r>
                         <w:rPr>
@@ -5861,78 +6105,26 @@
                         </w:rPr>
                         <w:t>系统调用。通过扩展</w:t>
                       </w:r>
-                      <w:proofErr w:type="spellStart"/>
                       <w:r>
                         <w:rPr>
                           <w:rFonts w:hint="eastAsia"/>
                         </w:rPr>
                         <w:t>inotify</w:t>
                       </w:r>
-                      <w:proofErr w:type="spellEnd"/>
-                      <w:r>
-                        <w:rPr>
-                          <w:rFonts w:hint="eastAsia"/>
-                        </w:rPr>
-                        <w:t>的功能来监控文件操作纪录，文件操作中劫持</w:t>
-                      </w:r>
-                      <w:proofErr w:type="spellStart"/>
-                      <w:r>
-                        <w:rPr>
-                          <w:rFonts w:hint="eastAsia"/>
-                        </w:rPr>
-                        <w:t>sys_open</w:t>
-                      </w:r>
-                      <w:proofErr w:type="spellEnd"/>
-                      <w:r>
-                        <w:rPr>
-                          <w:rFonts w:hint="eastAsia"/>
-                        </w:rPr>
-                        <w:t>调用，修改或删除带有涉密文件的</w:t>
-                      </w:r>
-                      <w:proofErr w:type="spellStart"/>
-                      <w:r>
-                        <w:rPr>
-                          <w:rFonts w:hint="eastAsia"/>
-                        </w:rPr>
-                        <w:t>iNode</w:t>
-                      </w:r>
-                      <w:proofErr w:type="spellEnd"/>
-                      <w:r>
-                        <w:rPr>
-                          <w:rFonts w:hint="eastAsia"/>
-                        </w:rPr>
-                        <w:t>就会触发文件备份功能，保护原文件禁止异常窜改。在网络监控上通过劫持</w:t>
-                      </w:r>
-                      <w:proofErr w:type="spellStart"/>
-                      <w:r>
-                        <w:rPr>
-                          <w:rFonts w:hint="eastAsia"/>
-                        </w:rPr>
-                        <w:t>sys_send</w:t>
-                      </w:r>
-                      <w:proofErr w:type="spellEnd"/>
-                      <w:r>
-                        <w:rPr>
-                          <w:rFonts w:hint="eastAsia"/>
-                        </w:rPr>
-                        <w:t>、</w:t>
-                      </w:r>
-                      <w:proofErr w:type="spellStart"/>
+                      <w:r>
+                        <w:rPr>
+                          <w:rFonts w:hint="eastAsia"/>
+                        </w:rPr>
+                        <w:t>的功能来监控文件操作纪录，文件操作中劫持sys_open调用，修改或删除带有涉密文件的iNode就会触发文件备份功能，保护原文件禁止异常窜改。在网络监控上通过劫持sys_send、</w:t>
+                      </w:r>
                       <w:r>
                         <w:t>dev_queue_xmit</w:t>
                       </w:r>
-                      <w:proofErr w:type="spellEnd"/>
-                      <w:r>
-                        <w:rPr>
-                          <w:rFonts w:hint="eastAsia"/>
-                        </w:rPr>
-                        <w:t>等主要系统调用入口</w:t>
-                      </w:r>
-                      <w:r>
-                        <w:rPr>
-                          <w:rFonts w:hint="eastAsia"/>
-                        </w:rPr>
-                        <w:t>，判断网络发送目标IP地址是否在白名单上，限制系统对外发送数据的能力。</w:t>
+                      <w:r>
+                        <w:rPr>
+                          <w:rFonts w:hint="eastAsia"/>
+                        </w:rPr>
+                        <w:t>等主要系统调用入口，判断网络发送目标IP地址是否在白名单上，限制系统对外发送数据的能力。</w:t>
                       </w:r>
                     </w:p>
                     <w:p>
@@ -5963,6 +6155,7 @@
                       <w:pPr>
                         <w:pStyle w:val="af0"/>
                         <w:rPr>
+                          <w:rFonts w:hint="eastAsia"/>
                           <w:b/>
                           <w:bCs/>
                         </w:rPr>
@@ -6012,6 +6205,9 @@
                       <w:pPr>
                         <w:pStyle w:val="af0"/>
                         <w:ind w:firstLine="440"/>
+                        <w:rPr>
+                          <w:rFonts w:hint="eastAsia"/>
+                        </w:rPr>
                       </w:pPr>
                       <w:r>
                         <w:rPr>
@@ -6023,35 +6219,7 @@
                         <w:rPr>
                           <w:rFonts w:hint="eastAsia"/>
                         </w:rPr>
-                        <w:t>，防止数据被恢复，主要用于需要数据保密的单位，如政府单位、法院单位、财务单位等。数据删除时通常只是移除</w:t>
-                      </w:r>
-                      <w:proofErr w:type="spellStart"/>
-                      <w:r>
-                        <w:rPr>
-                          <w:rFonts w:hint="eastAsia"/>
-                        </w:rPr>
-                        <w:t>iNode</w:t>
-                      </w:r>
-                      <w:proofErr w:type="spellEnd"/>
-                      <w:r>
-                        <w:rPr>
-                          <w:rFonts w:hint="eastAsia"/>
-                        </w:rPr>
-                        <w:t>链接，数据在磁盘中并未真正的消失，需要通过填写</w:t>
-                      </w:r>
-                      <w:proofErr w:type="gramStart"/>
-                      <w:r>
-                        <w:rPr>
-                          <w:rFonts w:hint="eastAsia"/>
-                        </w:rPr>
-                        <w:t>脏数据</w:t>
-                      </w:r>
-                      <w:proofErr w:type="gramEnd"/>
-                      <w:r>
-                        <w:rPr>
-                          <w:rFonts w:hint="eastAsia"/>
-                        </w:rPr>
-                        <w:t>来反复覆盖</w:t>
+                        <w:t>，防止数据被恢复，主要用于需要数据保密的单位，如政府单位、法院单位、财务单位等。数据删除时通常只是移除iNode链接，数据在磁盘中并未真正的消失，需要通过填写脏数据来反复覆盖</w:t>
                       </w:r>
                       <w:r>
                         <w:rPr>
@@ -6064,6 +6232,9 @@
                       <w:pPr>
                         <w:pStyle w:val="af0"/>
                         <w:ind w:firstLine="440"/>
+                        <w:rPr>
+                          <w:rFonts w:hint="eastAsia"/>
+                        </w:rPr>
                       </w:pPr>
                       <w:r>
                         <w:rPr>
@@ -6077,19 +6248,11 @@
                         </w:rPr>
                         <w:t>符合国标的</w:t>
                       </w:r>
-                      <w:proofErr w:type="gramStart"/>
-                      <w:r>
-                        <w:rPr>
-                          <w:rFonts w:hint="eastAsia"/>
-                        </w:rPr>
-                        <w:t>脏数据</w:t>
-                      </w:r>
-                      <w:proofErr w:type="gramEnd"/>
-                      <w:r>
-                        <w:rPr>
-                          <w:rFonts w:hint="eastAsia"/>
-                        </w:rPr>
-                        <w:t>覆盖方式、空闲区磁盘覆盖、区域文件扫描、批量路径覆盖、原文件名覆盖</w:t>
+                      <w:r>
+                        <w:rPr>
+                          <w:rFonts w:hint="eastAsia"/>
+                        </w:rPr>
+                        <w:t>脏数据覆盖方式、空闲区磁盘覆盖、区域文件扫描、批量路径覆盖、原文件名覆盖</w:t>
                       </w:r>
                       <w:r>
                         <w:rPr>
@@ -6112,8 +6275,6 @@
                       <w:r>
                         <w:rPr>
                           <w:rFonts w:hint="eastAsia"/>
-                          <w:b/>
-                          <w:bCs/>
                         </w:rPr>
                         <w:t>系统文件检查工具</w:t>
                       </w:r>
@@ -6143,6 +6304,589 @@
                           <w:rFonts w:hint="eastAsia"/>
                         </w:rPr>
                         <w:t>该项目由我独立开发完成，通过该项目让我掌握了独立设计UI的能力。</w:t>
+                      </w:r>
+                    </w:p>
+                  </w:txbxContent>
+                </v:textbox>
+                <w10:anchorlock/>
+              </v:shape>
+            </w:pict>
+          </mc:Fallback>
+        </mc:AlternateContent>
+      </w:r>
+    </w:p>
+    <w:p>
+      <w:pPr>
+        <w:pStyle w:val="af4"/>
+        <w:rPr>
+          <w:rFonts w:hint="eastAsia"/>
+        </w:rPr>
+      </w:pPr>
+    </w:p>
+    <w:p>
+      <w:pPr>
+        <w:rPr>
+          <w:rFonts w:hint="eastAsia"/>
+        </w:rPr>
+      </w:pPr>
+      <w:r>
+        <w:rPr>
+          <w:noProof/>
+        </w:rPr>
+        <mc:AlternateContent>
+          <mc:Choice Requires="wps">
+            <w:drawing>
+              <wp:inline distT="0" distB="0" distL="0" distR="0" wp14:anchorId="5D36633C" wp14:editId="36FE6762">
+                <wp:extent cx="6825615" cy="1796994"/>
+                <wp:effectExtent l="0" t="0" r="13335" b="13335"/>
+                <wp:docPr id="234310879" name="文本框 2"/>
+                <wp:cNvGraphicFramePr>
+                  <a:graphicFrameLocks xmlns:a="http://schemas.openxmlformats.org/drawingml/2006/main"/>
+                </wp:cNvGraphicFramePr>
+                <a:graphic xmlns:a="http://schemas.openxmlformats.org/drawingml/2006/main">
+                  <a:graphicData uri="http://schemas.microsoft.com/office/word/2010/wordprocessingShape">
+                    <wps:wsp>
+                      <wps:cNvSpPr txBox="1">
+                        <a:spLocks noChangeArrowheads="1"/>
+                      </wps:cNvSpPr>
+                      <wps:spPr bwMode="auto">
+                        <a:xfrm>
+                          <a:off x="0" y="0"/>
+                          <a:ext cx="6825615" cy="1796994"/>
+                        </a:xfrm>
+                        <a:prstGeom prst="rect">
+                          <a:avLst/>
+                        </a:prstGeom>
+                        <a:solidFill>
+                          <a:srgbClr val="FFFFFF"/>
+                        </a:solidFill>
+                        <a:ln w="9525">
+                          <a:solidFill>
+                            <a:srgbClr val="000000"/>
+                          </a:solidFill>
+                          <a:miter lim="800000"/>
+                          <a:headEnd/>
+                          <a:tailEnd/>
+                        </a:ln>
+                      </wps:spPr>
+                      <wps:txbx>
+                        <w:txbxContent>
+                          <w:p>
+                            <w:pPr>
+                              <w:pStyle w:val="2"/>
+                              <w:rPr>
+                                <w:rFonts w:hint="eastAsia"/>
+                              </w:rPr>
+                            </w:pPr>
+                            <w:r>
+                              <w:rPr>
+                                <w:rFonts w:hint="eastAsia"/>
+                              </w:rPr>
+                              <w:t>细节补充</w:t>
+                            </w:r>
+                          </w:p>
+                          <w:p>
+                            <w:pPr>
+                              <w:jc w:val="left"/>
+                              <w:rPr>
+                                <w:rFonts w:hint="eastAsia"/>
+                              </w:rPr>
+                            </w:pPr>
+                            <w:r>
+                              <w:rPr>
+                                <w:rFonts w:hint="eastAsia"/>
+                              </w:rPr>
+                              <w:t>|学信</w:t>
+                            </w:r>
+                            <w:r>
+                              <w:rPr>
+                                <w:rFonts w:hint="eastAsia"/>
+                              </w:rPr>
+                              <w:t>网</w:t>
+                            </w:r>
+                            <w:r>
+                              <w:rPr>
+                                <w:rFonts w:hint="eastAsia"/>
+                              </w:rPr>
+                              <w:t>可查：全日制四年本科</w:t>
+                            </w:r>
+                            <w:r>
+                              <w:rPr>
+                                <w:rFonts w:hint="eastAsia"/>
+                              </w:rPr>
+                              <w:t>，学信网可查，顺利毕业，获取毕业证+学位证</w:t>
+                            </w:r>
+                          </w:p>
+                          <w:p>
+                            <w:pPr>
+                              <w:jc w:val="left"/>
+                              <w:rPr>
+                                <w:rFonts w:hint="eastAsia"/>
+                              </w:rPr>
+                            </w:pPr>
+                            <w:r>
+                              <w:rPr>
+                                <w:rFonts w:hint="eastAsia"/>
+                              </w:rPr>
+                              <w:t>|一年空窗期：不上班不代表不学习，每天</w:t>
+                            </w:r>
+                            <w:r>
+                              <w:rPr>
+                                <w:rFonts w:hint="eastAsia"/>
+                              </w:rPr>
+                              <w:t>编程八九</w:t>
+                            </w:r>
+                            <w:r>
+                              <w:rPr>
+                                <w:rFonts w:hint="eastAsia"/>
+                              </w:rPr>
+                              <w:t>小时依旧</w:t>
+                            </w:r>
+                            <w:r>
+                              <w:rPr>
+                                <w:rFonts w:hint="eastAsia"/>
+                              </w:rPr>
+                              <w:t>保持</w:t>
+                            </w:r>
+                            <w:r>
+                              <w:rPr>
+                                <w:rFonts w:hint="eastAsia"/>
+                              </w:rPr>
+                              <w:t>足够的工作状态</w:t>
+                            </w:r>
+                          </w:p>
+                          <w:p>
+                            <w:pPr>
+                              <w:jc w:val="left"/>
+                              <w:rPr>
+                                <w:rFonts w:hint="eastAsia"/>
+                              </w:rPr>
+                            </w:pPr>
+                            <w:r>
+                              <w:rPr>
+                                <w:rFonts w:hint="eastAsia"/>
+                              </w:rPr>
+                              <w:t>|空窗期</w:t>
+                            </w:r>
+                            <w:r>
+                              <w:rPr>
+                                <w:rFonts w:hint="eastAsia"/>
+                              </w:rPr>
+                              <w:t>内容</w:t>
+                            </w:r>
+                            <w:r>
+                              <w:rPr>
+                                <w:rFonts w:hint="eastAsia"/>
+                              </w:rPr>
+                              <w:t>：放松+提升+学习，放松三个月后学习新技能提升技术，</w:t>
+                            </w:r>
+                            <w:r>
+                              <w:rPr>
+                                <w:rFonts w:hint="eastAsia"/>
+                              </w:rPr>
+                              <w:t>最近</w:t>
+                            </w:r>
+                            <w:r>
+                              <w:rPr>
+                                <w:rFonts w:hint="eastAsia"/>
+                              </w:rPr>
+                              <w:t>接触AI Agent提升很大</w:t>
+                            </w:r>
+                          </w:p>
+                          <w:p>
+                            <w:pPr>
+                              <w:jc w:val="left"/>
+                              <w:rPr>
+                                <w:rFonts w:hint="eastAsia"/>
+                              </w:rPr>
+                            </w:pPr>
+                            <w:r>
+                              <w:rPr>
+                                <w:rFonts w:hint="eastAsia"/>
+                              </w:rPr>
+                              <w:t>|接触的技术：空窗期</w:t>
+                            </w:r>
+                            <w:r>
+                              <w:rPr>
+                                <w:rFonts w:hint="eastAsia"/>
+                              </w:rPr>
+                              <w:t>内</w:t>
+                            </w:r>
+                            <w:r>
+                              <w:rPr>
+                                <w:rFonts w:hint="eastAsia"/>
+                              </w:rPr>
+                              <w:t>学习</w:t>
+                            </w:r>
+                            <w:r>
+                              <w:rPr>
+                                <w:rFonts w:hint="eastAsia"/>
+                              </w:rPr>
+                              <w:t>研究</w:t>
+                            </w:r>
+                            <w:r>
+                              <w:rPr>
+                                <w:rFonts w:hint="eastAsia"/>
+                              </w:rPr>
+                              <w:t>新技术，如</w:t>
+                            </w:r>
+                            <w:r>
+                              <w:rPr>
+                                <w:rFonts w:hint="eastAsia"/>
+                              </w:rPr>
+                              <w:t>音视频方面研究Obs开源项目，学习视频音频的录像采集技术，分析FF</w:t>
+                            </w:r>
+                            <w:r>
+                              <w:rPr>
+                                <w:rFonts w:hint="eastAsia"/>
+                              </w:rPr>
+                              <w:t>mpeg</w:t>
+                            </w:r>
+                            <w:r>
+                              <w:rPr>
+                                <w:rFonts w:hint="eastAsia"/>
+                              </w:rPr>
+                              <w:t>的ffplay播放器的音视频帧同步功能。在安卓开发方面，学习Kotlin编程语言，使用Android Studio + API 30 + Android 11版本开发文件传输APP，掌握了安卓的UI开发和基于</w:t>
+                            </w:r>
+                            <w:r>
+                              <w:rPr>
+                                <w:rFonts w:hint="eastAsia"/>
+                              </w:rPr>
+                              <w:t>ktor</w:t>
+                            </w:r>
+                            <w:r>
+                              <w:rPr>
+                                <w:rFonts w:hint="eastAsia"/>
+                              </w:rPr>
+                              <w:t>的</w:t>
+                            </w:r>
+                            <w:r>
+                              <w:rPr>
+                                <w:rFonts w:hint="eastAsia"/>
+                              </w:rPr>
+                              <w:t>服务器</w:t>
+                            </w:r>
+                            <w:r>
+                              <w:rPr>
+                                <w:rFonts w:hint="eastAsia"/>
+                              </w:rPr>
+                              <w:t>技术。</w:t>
+                            </w:r>
+                            <w:r>
+                              <w:rPr>
+                                <w:rFonts w:hint="eastAsia"/>
+                              </w:rPr>
+                              <w:t>目前在学习AI Agent的原理与使用，利用AI提升开发效率。</w:t>
+                            </w:r>
+                          </w:p>
+                        </w:txbxContent>
+                      </wps:txbx>
+                      <wps:bodyPr rot="0" vert="horz" wrap="square" lIns="91440" tIns="45720" rIns="91440" bIns="45720" anchor="t" anchorCtr="0">
+                        <a:noAutofit/>
+                      </wps:bodyPr>
+                    </wps:wsp>
+                  </a:graphicData>
+                </a:graphic>
+              </wp:inline>
+            </w:drawing>
+          </mc:Choice>
+          <mc:Fallback>
+            <w:pict>
+              <v:shape w14:anchorId="5D36633C" id="_x0000_s1036" type="#_x0000_t202" style="width:537.45pt;height:141.5pt;visibility:visible;mso-wrap-style:square;mso-left-percent:-10001;mso-top-percent:-10001;mso-position-horizontal:absolute;mso-position-horizontal-relative:char;mso-position-vertical:absolute;mso-position-vertical-relative:line;mso-left-percent:-10001;mso-top-percent:-10001;v-text-anchor:top" o:gfxdata="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">
+                <v:textbox>
+                  <w:txbxContent>
+                    <w:p>
+                      <w:pPr>
+                        <w:pStyle w:val="2"/>
+                        <w:rPr>
+                          <w:rFonts w:hint="eastAsia"/>
+                        </w:rPr>
+                      </w:pPr>
+                      <w:r>
+                        <w:rPr>
+                          <w:rFonts w:hint="eastAsia"/>
+                        </w:rPr>
+                        <w:t>细节补充</w:t>
+                      </w:r>
+                    </w:p>
+                    <w:p>
+                      <w:pPr>
+                        <w:jc w:val="left"/>
+                        <w:rPr>
+                          <w:rFonts w:hint="eastAsia"/>
+                        </w:rPr>
+                      </w:pPr>
+                      <w:r>
+                        <w:rPr>
+                          <w:rFonts w:hint="eastAsia"/>
+                        </w:rPr>
+                        <w:t>|</w:t>
+                      </w:r>
+                      <w:proofErr w:type="gramStart"/>
+                      <w:r>
+                        <w:rPr>
+                          <w:rFonts w:hint="eastAsia"/>
+                        </w:rPr>
+                        <w:t>学信</w:t>
+                      </w:r>
+                      <w:r>
+                        <w:rPr>
+                          <w:rFonts w:hint="eastAsia"/>
+                        </w:rPr>
+                        <w:t>网</w:t>
+                      </w:r>
+                      <w:r>
+                        <w:rPr>
+                          <w:rFonts w:hint="eastAsia"/>
+                        </w:rPr>
+                        <w:t>可查</w:t>
+                      </w:r>
+                      <w:proofErr w:type="gramEnd"/>
+                      <w:r>
+                        <w:rPr>
+                          <w:rFonts w:hint="eastAsia"/>
+                        </w:rPr>
+                        <w:t>：全日制四年本科</w:t>
+                      </w:r>
+                      <w:r>
+                        <w:rPr>
+                          <w:rFonts w:hint="eastAsia"/>
+                        </w:rPr>
+                        <w:t>，</w:t>
+                      </w:r>
+                      <w:proofErr w:type="gramStart"/>
+                      <w:r>
+                        <w:rPr>
+                          <w:rFonts w:hint="eastAsia"/>
+                        </w:rPr>
+                        <w:t>学信网可查</w:t>
+                      </w:r>
+                      <w:proofErr w:type="gramEnd"/>
+                      <w:r>
+                        <w:rPr>
+                          <w:rFonts w:hint="eastAsia"/>
+                        </w:rPr>
+                        <w:t>，顺利毕业，获取</w:t>
+                      </w:r>
+                      <w:r>
+                        <w:rPr>
+                          <w:rFonts w:hint="eastAsia"/>
+                        </w:rPr>
+                        <w:t>毕业证+学位证</w:t>
+                      </w:r>
+                    </w:p>
+                    <w:p>
+                      <w:pPr>
+                        <w:jc w:val="left"/>
+                        <w:rPr>
+                          <w:rFonts w:hint="eastAsia"/>
+                        </w:rPr>
+                      </w:pPr>
+                      <w:r>
+                        <w:rPr>
+                          <w:rFonts w:hint="eastAsia"/>
+                        </w:rPr>
+                        <w:t>|一年空窗期：不上班不代表不学习，每天</w:t>
+                      </w:r>
+                      <w:r>
+                        <w:rPr>
+                          <w:rFonts w:hint="eastAsia"/>
+                        </w:rPr>
+                        <w:t>编程八九</w:t>
+                      </w:r>
+                      <w:r>
+                        <w:rPr>
+                          <w:rFonts w:hint="eastAsia"/>
+                        </w:rPr>
+                        <w:t>小时依旧</w:t>
+                      </w:r>
+                      <w:r>
+                        <w:rPr>
+                          <w:rFonts w:hint="eastAsia"/>
+                        </w:rPr>
+                        <w:t>保持</w:t>
+                      </w:r>
+                      <w:r>
+                        <w:rPr>
+                          <w:rFonts w:hint="eastAsia"/>
+                        </w:rPr>
+                        <w:t>足够的工作状态</w:t>
+                      </w:r>
+                    </w:p>
+                    <w:p>
+                      <w:pPr>
+                        <w:jc w:val="left"/>
+                        <w:rPr>
+                          <w:rFonts w:hint="eastAsia"/>
+                        </w:rPr>
+                      </w:pPr>
+                      <w:r>
+                        <w:rPr>
+                          <w:rFonts w:hint="eastAsia"/>
+                        </w:rPr>
+                        <w:t>|空窗期</w:t>
+                      </w:r>
+                      <w:r>
+                        <w:rPr>
+                          <w:rFonts w:hint="eastAsia"/>
+                        </w:rPr>
+                        <w:t>内容</w:t>
+                      </w:r>
+                      <w:r>
+                        <w:rPr>
+                          <w:rFonts w:hint="eastAsia"/>
+                        </w:rPr>
+                        <w:t>：放松+提升+学习，放松三个月后学习新技能提升技术，</w:t>
+                      </w:r>
+                      <w:r>
+                        <w:rPr>
+                          <w:rFonts w:hint="eastAsia"/>
+                        </w:rPr>
+                        <w:t>最近</w:t>
+                      </w:r>
+                      <w:r>
+                        <w:rPr>
+                          <w:rFonts w:hint="eastAsia"/>
+                        </w:rPr>
+                        <w:t>接触AI Agent提升很大</w:t>
+                      </w:r>
+                    </w:p>
+                    <w:p>
+                      <w:pPr>
+                        <w:jc w:val="left"/>
+                        <w:rPr>
+                          <w:rFonts w:hint="eastAsia"/>
+                        </w:rPr>
+                      </w:pPr>
+                      <w:r>
+                        <w:rPr>
+                          <w:rFonts w:hint="eastAsia"/>
+                        </w:rPr>
+                        <w:t>|接触的技术：空窗期</w:t>
+                      </w:r>
+                      <w:r>
+                        <w:rPr>
+                          <w:rFonts w:hint="eastAsia"/>
+                        </w:rPr>
+                        <w:t>内</w:t>
+                      </w:r>
+                      <w:r>
+                        <w:rPr>
+                          <w:rFonts w:hint="eastAsia"/>
+                        </w:rPr>
+                        <w:t>学习</w:t>
+                      </w:r>
+                      <w:r>
+                        <w:rPr>
+                          <w:rFonts w:hint="eastAsia"/>
+                        </w:rPr>
+                        <w:t>研究</w:t>
+                      </w:r>
+                      <w:r>
+                        <w:rPr>
+                          <w:rFonts w:hint="eastAsia"/>
+                        </w:rPr>
+                        <w:t>新技术，如</w:t>
+                      </w:r>
+                      <w:r>
+                        <w:rPr>
+                          <w:rFonts w:hint="eastAsia"/>
+                        </w:rPr>
+                        <w:t>音视频方面研究</w:t>
+                      </w:r>
+                      <w:proofErr w:type="spellStart"/>
+                      <w:r>
+                        <w:rPr>
+                          <w:rFonts w:hint="eastAsia"/>
+                        </w:rPr>
+                        <w:t>Obs</w:t>
+                      </w:r>
+                      <w:proofErr w:type="spellEnd"/>
+                      <w:r>
+                        <w:rPr>
+                          <w:rFonts w:hint="eastAsia"/>
+                        </w:rPr>
+                        <w:t>开源项目，学习视频音频的录像采集技术，分析</w:t>
+                      </w:r>
+                      <w:proofErr w:type="spellStart"/>
+                      <w:r>
+                        <w:rPr>
+                          <w:rFonts w:hint="eastAsia"/>
+                        </w:rPr>
+                        <w:t>FF</w:t>
+                      </w:r>
+                      <w:r>
+                        <w:rPr>
+                          <w:rFonts w:hint="eastAsia"/>
+                        </w:rPr>
+                        <w:t>mpeg</w:t>
+                      </w:r>
+                      <w:proofErr w:type="spellEnd"/>
+                      <w:r>
+                        <w:rPr>
+                          <w:rFonts w:hint="eastAsia"/>
+                        </w:rPr>
+                        <w:t>的</w:t>
+                      </w:r>
+                      <w:proofErr w:type="spellStart"/>
+                      <w:r>
+                        <w:rPr>
+                          <w:rFonts w:hint="eastAsia"/>
+                        </w:rPr>
+                        <w:t>ffplay</w:t>
+                      </w:r>
+                      <w:proofErr w:type="spellEnd"/>
+                      <w:r>
+                        <w:rPr>
+                          <w:rFonts w:hint="eastAsia"/>
+                        </w:rPr>
+                        <w:t>播放器的音视频</w:t>
+                      </w:r>
+                      <w:proofErr w:type="gramStart"/>
+                      <w:r>
+                        <w:rPr>
+                          <w:rFonts w:hint="eastAsia"/>
+                        </w:rPr>
+                        <w:t>帧</w:t>
+                      </w:r>
+                      <w:proofErr w:type="gramEnd"/>
+                      <w:r>
+                        <w:rPr>
+                          <w:rFonts w:hint="eastAsia"/>
+                        </w:rPr>
+                        <w:t>同步功能。在安卓开发方面，学习Kotlin编程语言，使用Android Studio + API 30 + Android 11版本开发文件传输APP，掌握了安卓的UI开发和基于</w:t>
+                      </w:r>
+                      <w:proofErr w:type="spellStart"/>
+                      <w:r>
+                        <w:rPr>
+                          <w:rFonts w:hint="eastAsia"/>
+                        </w:rPr>
+                        <w:t>ktor</w:t>
+                      </w:r>
+                      <w:proofErr w:type="spellEnd"/>
+                      <w:r>
+                        <w:rPr>
+                          <w:rFonts w:hint="eastAsia"/>
+                        </w:rPr>
+                        <w:t>的</w:t>
+                      </w:r>
+                      <w:r>
+                        <w:rPr>
+                          <w:rFonts w:hint="eastAsia"/>
+                        </w:rPr>
+                        <w:t>服务器</w:t>
+                      </w:r>
+                      <w:r>
+                        <w:rPr>
+                          <w:rFonts w:hint="eastAsia"/>
+                        </w:rPr>
+                        <w:t>技术。</w:t>
+                      </w:r>
+                      <w:r>
+                        <w:rPr>
+                          <w:rFonts w:hint="eastAsia"/>
+                        </w:rPr>
+                        <w:t>目前在学习AI Agent的原理与使用，利用AI提升开发效率。</w:t>
                       </w:r>
                     </w:p>
                   </w:txbxContent>
